--- a/writings/proposal/calado_proposal.docx
+++ b/writings/proposal/calado_proposal.docx
@@ -7,10 +7,10 @@
         <w:pStyle w:val="Textbody"/>
         <w:suppressAutoHyphens/>
         <w:spacing w:before="0" w:beforeAutospacing="0" w:after="0" w:afterAutospacing="0" w:line="480" w:lineRule="auto"/>
-        <w:jc w:val="center"/>
         <w:rPr>
           <w:i/>
           <w:iCs/>
+          <w:strike/>
           <w:lang w:val="en-US"/>
         </w:rPr>
       </w:pPr>
@@ -18,9 +18,10 @@
         <w:rPr>
           <w:i/>
           <w:iCs/>
-          <w:lang w:val="en-US"/>
-        </w:rPr>
-        <w:t>Counter-Code: Queer Revisions of Language Technologies</w:t>
+          <w:strike/>
+          <w:lang w:val="en-US"/>
+        </w:rPr>
+        <w:t xml:space="preserve"> </w:t>
       </w:r>
     </w:p>
     <w:p>
@@ -30,6 +31,40 @@
         <w:spacing w:before="0" w:beforeAutospacing="0" w:after="0" w:afterAutospacing="0" w:line="480" w:lineRule="auto"/>
         <w:jc w:val="center"/>
         <w:rPr>
+          <w:i/>
+          <w:iCs/>
+          <w:lang w:val="en-US"/>
+        </w:rPr>
+      </w:pPr>
+      <w:r>
+        <w:rPr>
+          <w:i/>
+          <w:iCs/>
+          <w:lang w:val="en-US"/>
+        </w:rPr>
+        <w:t>Queer Code: Re-Working Language Technologies</w:t>
+      </w:r>
+    </w:p>
+    <w:p>
+      <w:pPr>
+        <w:pStyle w:val="Textbody"/>
+        <w:suppressAutoHyphens/>
+        <w:spacing w:before="0" w:beforeAutospacing="0" w:after="0" w:afterAutospacing="0" w:line="480" w:lineRule="auto"/>
+        <w:jc w:val="center"/>
+        <w:rPr>
+          <w:i/>
+          <w:iCs/>
+          <w:lang w:val="en-US"/>
+        </w:rPr>
+      </w:pPr>
+    </w:p>
+    <w:p>
+      <w:pPr>
+        <w:pStyle w:val="Textbody"/>
+        <w:suppressAutoHyphens/>
+        <w:spacing w:before="0" w:beforeAutospacing="0" w:after="0" w:afterAutospacing="0" w:line="480" w:lineRule="auto"/>
+        <w:jc w:val="center"/>
+        <w:rPr>
           <w:lang w:val="en-US"/>
         </w:rPr>
       </w:pPr>
@@ -73,40 +108,64 @@
         <w:spacing w:before="0" w:beforeAutospacing="0" w:after="0" w:afterAutospacing="0" w:line="480" w:lineRule="auto"/>
       </w:pPr>
       <w:r>
-        <w:t xml:space="preserve">Language technologies flatten </w:t>
-      </w:r>
-      <w:r>
-        <w:t xml:space="preserve">text </w:t>
-      </w:r>
-      <w:r>
-        <w:t>into computable units of data. Text is removed from its context</w:t>
-      </w:r>
-      <w:r>
-        <w:t>, cleaned,</w:t>
-      </w:r>
-      <w:r>
-        <w:t xml:space="preserve"> and standardized, so that it can be easily</w:t>
-      </w:r>
-      <w:r>
-        <w:t xml:space="preserve"> captured, stored, and</w:t>
-      </w:r>
-      <w:r>
-        <w:t xml:space="preserve"> analyzed at scale</w:t>
-      </w:r>
-      <w:r>
-        <w:t xml:space="preserve">. </w:t>
-      </w:r>
-      <w:r>
-        <w:t xml:space="preserve">Throughout this </w:t>
-      </w:r>
-      <w:r>
-        <w:t xml:space="preserve">text </w:t>
-      </w:r>
-      <w:r>
-        <w:t xml:space="preserve">to data </w:t>
-      </w:r>
-      <w:r>
-        <w:t xml:space="preserve">pipeline, </w:t>
+        <w:t xml:space="preserve">Language technologies </w:t>
+      </w:r>
+      <w:r>
+        <w:t>reduce</w:t>
+      </w:r>
+      <w:r>
+        <w:t xml:space="preserve"> language</w:t>
+      </w:r>
+      <w:r>
+        <w:t xml:space="preserve"> </w:t>
+      </w:r>
+      <w:r>
+        <w:t>to make</w:t>
+      </w:r>
+      <w:r>
+        <w:t xml:space="preserve"> </w:t>
+      </w:r>
+      <w:r>
+        <w:t>it computable. Words are</w:t>
+      </w:r>
+      <w:r>
+        <w:t xml:space="preserve"> removed from </w:t>
+      </w:r>
+      <w:r>
+        <w:t xml:space="preserve">their original </w:t>
+      </w:r>
+      <w:r>
+        <w:t>context</w:t>
+      </w:r>
+      <w:r>
+        <w:t xml:space="preserve">, </w:t>
+      </w:r>
+      <w:r>
+        <w:t xml:space="preserve">then </w:t>
+      </w:r>
+      <w:r>
+        <w:t>cleaned</w:t>
+      </w:r>
+      <w:r>
+        <w:t xml:space="preserve"> </w:t>
+      </w:r>
+      <w:r>
+        <w:t>and standardized</w:t>
+      </w:r>
+      <w:r>
+        <w:t xml:space="preserve">, so that they can be </w:t>
+      </w:r>
+      <w:r>
+        <w:t>stored and</w:t>
+      </w:r>
+      <w:r>
+        <w:t xml:space="preserve"> analyzed at scale. </w:t>
+      </w:r>
+      <w:r>
+        <w:t>As a result of this process</w:t>
+      </w:r>
+      <w:r>
+        <w:t xml:space="preserve">, </w:t>
       </w:r>
       <w:r>
         <w:t xml:space="preserve">dominant forms </w:t>
@@ -124,13 +183,7 @@
         <w:t>digital realms</w:t>
       </w:r>
       <w:r>
-        <w:t xml:space="preserve">, </w:t>
-      </w:r>
-      <w:r>
-        <w:t>creating known issues</w:t>
-      </w:r>
-      <w:r>
-        <w:t xml:space="preserve"> like bias and discrimination, as with</w:t>
+        <w:t>, creating known issues like bias and discrimination, as with</w:t>
       </w:r>
       <w:r>
         <w:t xml:space="preserve"> current</w:t>
@@ -156,7 +209,16 @@
         <w:ind w:firstLine="709"/>
       </w:pPr>
       <w:r>
-        <w:t xml:space="preserve">This book breaks open and re-visions computational tools that work with language. It takes a close look into a number of computational processes and tools that transform language into data. It surfaces how computational logics reduce or flatten the expressiveness of language into computable formats. Then, the book re-works these limitations into new analytical methodologies. To do so, it draws from fields like Queer Studies, Black Feminist Studies, and Trans Studies, which are rich with strategies for destabilizing and resisting authoritative structures from within. </w:t>
+        <w:t xml:space="preserve">This book breaks open and </w:t>
+      </w:r>
+      <w:r>
+        <w:t>re-</w:t>
+      </w:r>
+      <w:r>
+        <w:t>works</w:t>
+      </w:r>
+      <w:r>
+        <w:t xml:space="preserve"> computational tools that work with language. It takes a close look into a number of computational processes and tools that transform language into data. It surfaces how computational logics reduce or flatten the expressiveness of language into computable formats. Then, the book re-works these limitations into new analytical methodologies. To do so, it draws from fields like Queer Studies, Black Feminist Studies, and Trans Studies, which are rich with strategies for destabilizing and resisting authoritative structures from within. </w:t>
       </w:r>
       <w:r>
         <w:rPr>
@@ -166,10 +228,7 @@
         <w:t>Counter-Code</w:t>
       </w:r>
       <w:r>
-        <w:t xml:space="preserve"> engages these conceptual ideas into new methodologies, retooling them to analyze samples of language from a range of sources, including canonical works of Queer literature, science fiction, electronic literature, and reality TV. </w:t>
-      </w:r>
-      <w:r>
-        <w:t>Through close and intimate attention to technical mechanisms</w:t>
+        <w:t xml:space="preserve"> engages these conceptual ideas into new methodologies, retooling them to analyze samples of language from a range of sources, including canonical works of Queer literature, science fiction, electronic literature, and reality TV. Through close and intimate attention to technical mechanisms</w:t>
       </w:r>
       <w:r>
         <w:t xml:space="preserve">, or </w:t>
@@ -185,10 +244,7 @@
         <w:t xml:space="preserve">, </w:t>
       </w:r>
       <w:r>
-        <w:t xml:space="preserve">these </w:t>
-      </w:r>
-      <w:r>
-        <w:t>methodologies</w:t>
+        <w:t>these methodologies</w:t>
       </w:r>
       <w:r>
         <w:t xml:space="preserve"> reveal </w:t>
@@ -210,25 +266,13 @@
         <w:t xml:space="preserve">. It shows how resistance work can and must shift </w:t>
       </w:r>
       <w:r>
-        <w:t>between</w:t>
-      </w:r>
-      <w:r>
-        <w:t xml:space="preserve"> opposition </w:t>
-      </w:r>
-      <w:r>
-        <w:t>and</w:t>
-      </w:r>
-      <w:r>
-        <w:t xml:space="preserve"> collaboration, </w:t>
+        <w:t xml:space="preserve">between opposition and collaboration, </w:t>
       </w:r>
       <w:r>
         <w:t xml:space="preserve">from co-opting to </w:t>
       </w:r>
       <w:r>
-        <w:t>co-creatin</w:t>
-      </w:r>
-      <w:r>
-        <w:t>g</w:t>
+        <w:t>co-creating</w:t>
       </w:r>
       <w:r>
         <w:t xml:space="preserve">, </w:t>
@@ -243,10 +287,7 @@
         <w:t>forces</w:t>
       </w:r>
       <w:r>
-        <w:t>.</w:t>
-      </w:r>
-      <w:r>
-        <w:t xml:space="preserve"> Through exposure to the logics of computational procedures, readers learn technical strategies to re-work the all but inevitable language technologies that proliferate around them. </w:t>
+        <w:t xml:space="preserve">. Through exposure to the logics of computational procedures, readers learn technical strategies to re-work the all but inevitable language technologies that proliferate around them. </w:t>
       </w:r>
     </w:p>
     <w:p>
@@ -257,6 +298,7 @@
         <w:ind w:firstLine="709"/>
       </w:pPr>
       <w:r>
+        <w:lastRenderedPageBreak/>
         <w:t xml:space="preserve">Each chapter of this book takes up a </w:t>
       </w:r>
       <w:r>
@@ -296,7 +338,6 @@
         <w:t xml:space="preserve">, like </w:t>
       </w:r>
       <w:r>
-        <w:lastRenderedPageBreak/>
         <w:t>gathering</w:t>
       </w:r>
       <w:r>
@@ -506,7 +547,13 @@
         <w:rPr>
           <w:rStyle w:val="Emphasis"/>
         </w:rPr>
-        <w:t>The Picture of Dorian Gray</w:t>
+        <w:t>The Picture of Dori</w:t>
+      </w:r>
+      <w:r>
+        <w:rPr>
+          <w:rStyle w:val="Emphasis"/>
+        </w:rPr>
+        <w:t>an Gray</w:t>
       </w:r>
       <w:r>
         <w:rPr>
@@ -927,7 +974,14 @@
         <w:rPr>
           <w:lang w:val="en-US"/>
         </w:rPr>
-        <w:t>, such as those around identity formation and behavioral norms</w:t>
+        <w:t xml:space="preserve">, such as </w:t>
+      </w:r>
+      <w:r>
+        <w:rPr>
+          <w:lang w:val="en-US"/>
+        </w:rPr>
+        <w:lastRenderedPageBreak/>
+        <w:t>those around identity formation and behavioral norms</w:t>
       </w:r>
       <w:r>
         <w:rPr>
@@ -1043,7 +1097,6 @@
         <w:rPr>
           <w:lang w:val="en-US"/>
         </w:rPr>
-        <w:lastRenderedPageBreak/>
         <w:t>opting</w:t>
       </w:r>
       <w:r>
@@ -1156,19 +1209,7 @@
         <w:rPr>
           <w:lang w:val="en-US"/>
         </w:rPr>
-        <w:t xml:space="preserve"> (</w:t>
-      </w:r>
-      <w:r>
-        <w:rPr>
-          <w:lang w:val="en-US"/>
-        </w:rPr>
-        <w:t>which are in many ways aligned with, but distinct from, Queer Studies</w:t>
-      </w:r>
-      <w:r>
-        <w:rPr>
-          <w:lang w:val="en-US"/>
-        </w:rPr>
-        <w:t>)</w:t>
+        <w:t xml:space="preserve"> (which are in many ways aligned with, but distinct from, Queer Studies)</w:t>
       </w:r>
       <w:r>
         <w:rPr>
@@ -1486,14 +1527,7 @@
           <w:rFonts w:cs="Times New Roman"/>
           <w:lang w:val="en-US"/>
         </w:rPr>
-        <w:t>written for Digital Humanities (DH) and particularly Queer DH, its scaffolded approach to technology also aims at</w:t>
-      </w:r>
-      <w:r>
-        <w:rPr>
-          <w:rFonts w:cs="Times New Roman"/>
-          <w:lang w:val="en-US"/>
-        </w:rPr>
-        <w:t xml:space="preserve"> </w:t>
+        <w:t xml:space="preserve">written for Digital Humanities (DH) and particularly Queer DH, its scaffolded approach to technology also aims at </w:t>
       </w:r>
       <w:r>
         <w:rPr>
@@ -2032,6 +2066,7 @@
           <w:rFonts w:cs="Times New Roman"/>
           <w:lang w:val="en-US"/>
         </w:rPr>
+        <w:lastRenderedPageBreak/>
         <w:t>“</w:t>
       </w:r>
       <w:r>
@@ -2165,7 +2200,6 @@
           <w:rFonts w:cs="Times New Roman"/>
           <w:lang w:val="en-US"/>
         </w:rPr>
-        <w:lastRenderedPageBreak/>
         <w:t>Additionally, a</w:t>
       </w:r>
       <w:r>
@@ -3171,7 +3205,15 @@
           <w:rFonts w:cs="Times New Roman"/>
           <w:lang w:val="en-US"/>
         </w:rPr>
-        <w:t xml:space="preserve">operate as connective tissue between systems of technology and those of power. </w:t>
+        <w:t xml:space="preserve">operate as connective tissue between </w:t>
+      </w:r>
+      <w:r>
+        <w:rPr>
+          <w:rFonts w:cs="Times New Roman"/>
+          <w:lang w:val="en-US"/>
+        </w:rPr>
+        <w:lastRenderedPageBreak/>
+        <w:t xml:space="preserve">systems of technology and those of power. </w:t>
       </w:r>
       <w:r>
         <w:rPr>
@@ -3315,7 +3357,6 @@
           <w:rFonts w:cs="Times New Roman"/>
           <w:lang w:val="en-US"/>
         </w:rPr>
-        <w:lastRenderedPageBreak/>
         <w:t>uses hyperlinking as a mechanism that connects the individual pages</w:t>
       </w:r>
       <w:r>
@@ -4350,6 +4391,7 @@
           <w:iCs/>
           <w:lang w:val="en-US"/>
         </w:rPr>
+        <w:lastRenderedPageBreak/>
         <w:t>borderlands</w:t>
       </w:r>
       <w:r>
@@ -4424,14 +4466,7 @@
         <w:rPr>
           <w:lang w:val="en-US"/>
         </w:rPr>
-        <w:t xml:space="preserve"> </w:t>
-      </w:r>
-      <w:r>
-        <w:rPr>
-          <w:lang w:val="en-US"/>
-        </w:rPr>
-        <w:lastRenderedPageBreak/>
-        <w:t>notion of</w:t>
+        <w:t xml:space="preserve"> notion of</w:t>
       </w:r>
       <w:r>
         <w:rPr>
@@ -5125,7 +5160,14 @@
         <w:rPr>
           <w:lang w:val="en-US"/>
         </w:rPr>
-        <w:t>the potential for re-signifying gender terms and creating new associations in W</w:t>
+        <w:t xml:space="preserve">the potential for </w:t>
+      </w:r>
+      <w:r>
+        <w:rPr>
+          <w:lang w:val="en-US"/>
+        </w:rPr>
+        <w:lastRenderedPageBreak/>
+        <w:t>re-signifying gender terms and creating new associations in W</w:t>
       </w:r>
       <w:r>
         <w:rPr>
@@ -5256,7 +5298,6 @@
         <w:rPr>
           <w:lang w:val="en-US"/>
         </w:rPr>
-        <w:lastRenderedPageBreak/>
         <w:t xml:space="preserve">Moving from text analysis to text encoding, Chapter </w:t>
       </w:r>
       <w:r>
@@ -5611,7 +5652,13 @@
         <w:rPr>
           <w:lang w:val="en-US"/>
         </w:rPr>
-        <w:t xml:space="preserve"> this strategy to encode the revisions that Oscar Wilde made to his novel, </w:t>
+        <w:t xml:space="preserve"> this strategy to encode the rev</w:t>
+      </w:r>
+      <w:r>
+        <w:rPr>
+          <w:lang w:val="en-US"/>
+        </w:rPr>
+        <w:t xml:space="preserve">isions that Oscar Wilde made to his novel, </w:t>
       </w:r>
       <w:r>
         <w:rPr>
@@ -5797,6 +5844,7 @@
         <w:rPr>
           <w:lang w:val="en-US"/>
         </w:rPr>
+        <w:lastRenderedPageBreak/>
         <w:t xml:space="preserve">Moving from foundational processes like </w:t>
       </w:r>
       <w:r>
@@ -5905,14 +5953,7 @@
         <w:rPr>
           <w:lang w:val="en-US"/>
         </w:rPr>
-        <w:t xml:space="preserve"> the layers of software that transport data from its storage in the hard drive to the screen display. In order for the </w:t>
-      </w:r>
-      <w:r>
-        <w:rPr>
-          <w:lang w:val="en-US"/>
-        </w:rPr>
-        <w:lastRenderedPageBreak/>
-        <w:t>stack to operate efficiently, coding instructions (</w:t>
+        <w:t xml:space="preserve"> the layers of software that transport data from its storage in the hard drive to the screen display. In order for the stack to operate efficiently, coding instructions (</w:t>
       </w:r>
       <w:r>
         <w:rPr>
@@ -6395,7 +6436,13 @@
         <w:rPr>
           <w:lang w:val="en-US"/>
         </w:rPr>
-        <w:t xml:space="preserve"> underlying computational processing, surface a sense of physical intimacy within the stack.</w:t>
+        <w:t xml:space="preserve"> underlying computational pro</w:t>
+      </w:r>
+      <w:r>
+        <w:rPr>
+          <w:lang w:val="en-US"/>
+        </w:rPr>
+        <w:t>cessing, surface a sense of physical intimacy within the stack.</w:t>
       </w:r>
       <w:r>
         <w:rPr>
@@ -6546,7 +6593,14 @@
         <w:rPr>
           <w:lang w:val="en-US"/>
         </w:rPr>
-        <w:t xml:space="preserve">processes, as part of algorithms that guess what text </w:t>
+        <w:t xml:space="preserve">processes, as part of algorithms </w:t>
+      </w:r>
+      <w:r>
+        <w:rPr>
+          <w:lang w:val="en-US"/>
+        </w:rPr>
+        <w:lastRenderedPageBreak/>
+        <w:t xml:space="preserve">that guess what text </w:t>
       </w:r>
       <w:r>
         <w:rPr>
@@ -6708,14 +6762,7 @@
         <w:rPr>
           <w:lang w:val="en-US"/>
         </w:rPr>
-        <w:t xml:space="preserve">lends itself </w:t>
-      </w:r>
-      <w:r>
-        <w:rPr>
-          <w:lang w:val="en-US"/>
-        </w:rPr>
-        <w:lastRenderedPageBreak/>
-        <w:t>to</w:t>
+        <w:t>lends itself to</w:t>
       </w:r>
       <w:r>
         <w:rPr>
@@ -7298,7 +7345,14 @@
         <w:rPr>
           <w:lang w:val="en-US"/>
         </w:rPr>
-        <w:t>of taking a mechanism that has been used to oppress</w:t>
+        <w:t xml:space="preserve">of taking a mechanism </w:t>
+      </w:r>
+      <w:r>
+        <w:rPr>
+          <w:lang w:val="en-US"/>
+        </w:rPr>
+        <w:lastRenderedPageBreak/>
+        <w:t>that has been used to oppress</w:t>
       </w:r>
       <w:r>
         <w:rPr>
@@ -7358,14 +7412,7 @@
         <w:rPr>
           <w:lang w:val="en-US"/>
         </w:rPr>
-        <w:t xml:space="preserve">and Brazil, where activists and workers are taking the tools of AI industry and </w:t>
-      </w:r>
-      <w:r>
-        <w:rPr>
-          <w:lang w:val="en-US"/>
-        </w:rPr>
-        <w:lastRenderedPageBreak/>
-        <w:t xml:space="preserve">using them to </w:t>
+        <w:t xml:space="preserve">and Brazil, where activists and workers are taking the tools of AI industry and using them to </w:t>
       </w:r>
       <w:r>
         <w:rPr>
@@ -7794,6 +7841,7 @@
         <w:rPr>
           <w:lang w:val="en-US"/>
         </w:rPr>
+        <w:lastRenderedPageBreak/>
         <w:t>Thank you for your consideration.</w:t>
       </w:r>
     </w:p>
@@ -8250,6 +8298,7 @@
         <w:rPr>
           <w:lang w:val="en-US"/>
         </w:rPr>
+        <w:lastRenderedPageBreak/>
         <w:t xml:space="preserve">Calado, Filipa. </w:t>
       </w:r>
       <w:r>
@@ -8378,7 +8427,6 @@
           <w:iCs/>
           <w:lang w:val="en-US"/>
         </w:rPr>
-        <w:lastRenderedPageBreak/>
         <w:t>d</w:t>
       </w:r>
       <w:r>
